--- a/Documents/Report.docx
+++ b/Documents/Report.docx
@@ -18,7 +18,25 @@
           <w:sz w:val="48"/>
           <w:szCs w:val="48"/>
         </w:rPr>
-        <w:t>End-to-End MLOps Pipeline for Heart Disease Prediction</w:t>
+        <w:t>End-to-End MLO</w:t>
+      </w:r>
+      <w:r>
+        <w:rPr>
+          <w:b/>
+          <w:bCs/>
+          <w:sz w:val="48"/>
+          <w:szCs w:val="48"/>
+        </w:rPr>
+        <w:t>P</w:t>
+      </w:r>
+      <w:r>
+        <w:rPr>
+          <w:b/>
+          <w:bCs/>
+          <w:sz w:val="48"/>
+          <w:szCs w:val="48"/>
+        </w:rPr>
+        <w:t>s Pipeline for Heart Disease Prediction</w:t>
       </w:r>
     </w:p>
     <w:p>
@@ -33,7 +51,13 @@
         <w:t>Course:</w:t>
       </w:r>
       <w:r>
-        <w:t xml:space="preserve"> MLOps (S1-25_AIMLCZG523)</w:t>
+        <w:t xml:space="preserve"> MLO</w:t>
+      </w:r>
+      <w:r>
+        <w:t>P</w:t>
+      </w:r>
+      <w:r>
+        <w:t>s (S1-25_AIMLCZG523)</w:t>
       </w:r>
       <w:r>
         <w:br/>
@@ -104,11 +128,16 @@
         <w:t xml:space="preserve">), </w:t>
       </w:r>
       <w:r>
-        <w:t>T J SHREYAS</w:t>
+        <w:t xml:space="preserve">T J </w:t>
+      </w:r>
+      <w:proofErr w:type="gramStart"/>
+      <w:r>
+        <w:t>SHREYAS</w:t>
       </w:r>
       <w:r>
         <w:t>(</w:t>
       </w:r>
+      <w:proofErr w:type="gramEnd"/>
       <w:r>
         <w:t>2024AA05418</w:t>
       </w:r>
@@ -116,25 +145,30 @@
         <w:t xml:space="preserve">), </w:t>
       </w:r>
       <w:r>
-        <w:t>CHANDRA SEKHAR MAHANTA</w:t>
+        <w:t xml:space="preserve">CHANDRA SEKHAR </w:t>
+      </w:r>
+      <w:proofErr w:type="gramStart"/>
+      <w:r>
+        <w:t>MAHANTA</w:t>
       </w:r>
       <w:r>
         <w:t>(</w:t>
       </w:r>
+      <w:proofErr w:type="gramEnd"/>
       <w:r>
         <w:t>2024AA05902</w:t>
       </w:r>
       <w:r>
-        <w:t>),</w:t>
-      </w:r>
-      <w:r>
-        <w:t xml:space="preserve">  </w:t>
-      </w:r>
-      <w:r>
-        <w:t>ATUL AGARWAL</w:t>
-      </w:r>
-      <w:r>
-        <w:t>(</w:t>
+        <w:t>), ATUL</w:t>
+      </w:r>
+      <w:r>
+        <w:t xml:space="preserve"> </w:t>
+      </w:r>
+      <w:r>
+        <w:t>AGARWAL</w:t>
+      </w:r>
+      <w:r>
+        <w:t xml:space="preserve"> (</w:t>
       </w:r>
       <w:r>
         <w:t>2023AC05656</w:t>
@@ -142,6 +176,96 @@
       <w:r>
         <w:t>)</w:t>
       </w:r>
+      <w:r>
+        <w:br/>
+      </w:r>
+    </w:p>
+    <w:p>
+      <w:pPr>
+        <w:spacing w:after="120"/>
+        <w:rPr>
+          <w:b/>
+          <w:bCs/>
+          <w:sz w:val="24"/>
+          <w:szCs w:val="24"/>
+        </w:rPr>
+      </w:pPr>
+      <w:r>
+        <w:rPr>
+          <w:b/>
+          <w:bCs/>
+          <w:sz w:val="24"/>
+          <w:szCs w:val="24"/>
+        </w:rPr>
+        <w:t>Repository Link:</w:t>
+      </w:r>
+      <w:hyperlink r:id="rId5" w:history="1">
+        <w:r>
+          <w:rPr>
+            <w:rStyle w:val="Hyperlink"/>
+            <w:b/>
+            <w:bCs/>
+            <w:sz w:val="24"/>
+            <w:szCs w:val="24"/>
+          </w:rPr>
+          <w:t xml:space="preserve"> </w:t>
+        </w:r>
+        <w:r>
+          <w:rPr>
+            <w:rStyle w:val="Hyperlink"/>
+            <w:b/>
+            <w:bCs/>
+            <w:sz w:val="24"/>
+            <w:szCs w:val="24"/>
+          </w:rPr>
+          <w:t>https://github.com/mohankr30/MLOPs_Assignment1_Group72.git</w:t>
+        </w:r>
+      </w:hyperlink>
+      <w:r>
+        <w:rPr>
+          <w:b/>
+          <w:bCs/>
+          <w:sz w:val="24"/>
+          <w:szCs w:val="24"/>
+        </w:rPr>
+        <w:t xml:space="preserve"> </w:t>
+      </w:r>
+      <w:r>
+        <w:rPr>
+          <w:b/>
+          <w:bCs/>
+          <w:sz w:val="24"/>
+          <w:szCs w:val="24"/>
+        </w:rPr>
+        <w:br/>
+      </w:r>
+      <w:r>
+        <w:rPr>
+          <w:b/>
+          <w:bCs/>
+          <w:sz w:val="24"/>
+          <w:szCs w:val="24"/>
+        </w:rPr>
+        <w:br/>
+        <w:t xml:space="preserve">Video Recording Drive Link: </w:t>
+      </w:r>
+      <w:hyperlink r:id="rId6" w:history="1">
+        <w:r>
+          <w:rPr>
+            <w:rStyle w:val="Hyperlink"/>
+            <w:b/>
+            <w:bCs/>
+            <w:sz w:val="24"/>
+            <w:szCs w:val="24"/>
+          </w:rPr>
+          <w:t>https://drive.google.com/file/d/1l3PhH0j_LfPLkxeAw6nbDsFfyWFCTCdL/view?usp=sharing</w:t>
+        </w:r>
+      </w:hyperlink>
+    </w:p>
+    <w:p>
+      <w:pPr>
+        <w:spacing w:after="120"/>
+      </w:pPr>
       <w:r>
         <w:pict w14:anchorId="498E2FA8">
           <v:rect id="_x0000_i1121" style="width:0;height:1.5pt" o:hralign="center" o:hrstd="t" o:hr="t" fillcolor="#a0a0a0" stroked="f"/>
@@ -172,7 +296,21 @@
           <w:b/>
           <w:bCs/>
         </w:rPr>
-        <w:t>Machine Learning Operations (MLOps)</w:t>
+        <w:t>Machine Learning Operations (MLO</w:t>
+      </w:r>
+      <w:r>
+        <w:rPr>
+          <w:b/>
+          <w:bCs/>
+        </w:rPr>
+        <w:t>P</w:t>
+      </w:r>
+      <w:r>
+        <w:rPr>
+          <w:b/>
+          <w:bCs/>
+        </w:rPr>
+        <w:t>s)</w:t>
       </w:r>
       <w:r>
         <w:t>.</w:t>
@@ -187,7 +325,21 @@
           <w:b/>
           <w:bCs/>
         </w:rPr>
-        <w:t>end-to-end MLOps pipeline</w:t>
+        <w:t>end-to-end MLO</w:t>
+      </w:r>
+      <w:r>
+        <w:rPr>
+          <w:b/>
+          <w:bCs/>
+        </w:rPr>
+        <w:t>P</w:t>
+      </w:r>
+      <w:r>
+        <w:rPr>
+          <w:b/>
+          <w:bCs/>
+        </w:rPr>
+        <w:t>s pipeline</w:t>
       </w:r>
       <w:r>
         <w:t xml:space="preserve"> for predicting the presence of heart disease using clinical data from the UCI Machine Learning Repository. The objective is not only to train a predictive model but also to demonstrate industry-aligned practices such as automated data handling, experiment tracking, CI/CD pipelines, containerization, Kubernetes-based deployment, and monitoring.</w:t>
@@ -278,7 +430,15 @@
     </w:p>
     <w:p>
       <w:r>
-        <w:t>The final solution must expose this prediction capability through a production-ready API and demonstrate the full MLOps lifecycle.</w:t>
+        <w:t xml:space="preserve">The final solution must expose this prediction capability through a production-ready API and demonstrate the full </w:t>
+      </w:r>
+      <w:proofErr w:type="spellStart"/>
+      <w:r>
+        <w:t>MLOps</w:t>
+      </w:r>
+      <w:proofErr w:type="spellEnd"/>
+      <w:r>
+        <w:t xml:space="preserve"> lifecycle.</w:t>
       </w:r>
     </w:p>
     <w:p>
@@ -289,6 +449,7 @@
         <w:rPr>
           <w:noProof/>
         </w:rPr>
+        <w:lastRenderedPageBreak/>
         <w:drawing>
           <wp:inline distT="0" distB="0" distL="0" distR="0" wp14:anchorId="151AFA70" wp14:editId="4DFD52EC">
             <wp:extent cx="3171808" cy="1988185"/>
@@ -307,7 +468,7 @@
                     </pic:cNvPicPr>
                   </pic:nvPicPr>
                   <pic:blipFill>
-                    <a:blip r:embed="rId5">
+                    <a:blip r:embed="rId7">
                       <a:extLst>
                         <a:ext uri="{28A0092B-C50C-407E-A947-70E740481C1C}">
                           <a14:useLocalDpi xmlns:a14="http://schemas.microsoft.com/office/drawing/2010/main" val="0"/>
@@ -341,7 +502,6 @@
     </w:p>
     <w:p>
       <w:r>
-        <w:lastRenderedPageBreak/>
         <w:pict w14:anchorId="66D69614">
           <v:rect id="_x0000_i1123" style="width:0;height:1.5pt" o:hralign="center" o:hrstd="t" o:hr="t" fillcolor="#a0a0a0" stroked="f"/>
         </w:pict>
@@ -428,8 +588,18 @@
         <w:t>File Used:</w:t>
       </w:r>
       <w:r>
-        <w:t xml:space="preserve"> processed.cleveland.data</w:t>
-      </w:r>
+        <w:t xml:space="preserve"> </w:t>
+      </w:r>
+      <w:proofErr w:type="spellStart"/>
+      <w:proofErr w:type="gramStart"/>
+      <w:r>
+        <w:t>processed.cleveland</w:t>
+      </w:r>
+      <w:proofErr w:type="gramEnd"/>
+      <w:r>
+        <w:t>.data</w:t>
+      </w:r>
+      <w:proofErr w:type="spellEnd"/>
     </w:p>
     <w:p>
       <w:pPr>
@@ -492,7 +662,15 @@
         </w:numPr>
       </w:pPr>
       <w:r>
-        <w:t>Resting blood pressure (trestbps)</w:t>
+        <w:t>Resting blood pressure (</w:t>
+      </w:r>
+      <w:proofErr w:type="spellStart"/>
+      <w:r>
+        <w:t>trestbps</w:t>
+      </w:r>
+      <w:proofErr w:type="spellEnd"/>
+      <w:r>
+        <w:t>)</w:t>
       </w:r>
     </w:p>
     <w:p>
@@ -503,7 +681,15 @@
         </w:numPr>
       </w:pPr>
       <w:r>
-        <w:t>Serum cholesterol (chol)</w:t>
+        <w:t>Serum cholesterol (</w:t>
+      </w:r>
+      <w:proofErr w:type="spellStart"/>
+      <w:r>
+        <w:t>chol</w:t>
+      </w:r>
+      <w:proofErr w:type="spellEnd"/>
+      <w:r>
+        <w:t>)</w:t>
       </w:r>
     </w:p>
     <w:p>
@@ -514,7 +700,15 @@
         </w:numPr>
       </w:pPr>
       <w:r>
-        <w:t>Fasting blood sugar (fbs)</w:t>
+        <w:t>Fasting blood sugar (</w:t>
+      </w:r>
+      <w:proofErr w:type="spellStart"/>
+      <w:r>
+        <w:t>fbs</w:t>
+      </w:r>
+      <w:proofErr w:type="spellEnd"/>
+      <w:r>
+        <w:t>)</w:t>
       </w:r>
     </w:p>
     <w:p>
@@ -525,7 +719,15 @@
         </w:numPr>
       </w:pPr>
       <w:r>
-        <w:t>Resting ECG results (restecg)</w:t>
+        <w:t>Resting ECG results (</w:t>
+      </w:r>
+      <w:proofErr w:type="spellStart"/>
+      <w:r>
+        <w:t>restecg</w:t>
+      </w:r>
+      <w:proofErr w:type="spellEnd"/>
+      <w:r>
+        <w:t>)</w:t>
       </w:r>
     </w:p>
     <w:p>
@@ -536,7 +738,15 @@
         </w:numPr>
       </w:pPr>
       <w:r>
-        <w:t>Maximum heart rate achieved (thalach)</w:t>
+        <w:t>Maximum heart rate achieved (</w:t>
+      </w:r>
+      <w:proofErr w:type="spellStart"/>
+      <w:r>
+        <w:t>thalach</w:t>
+      </w:r>
+      <w:proofErr w:type="spellEnd"/>
+      <w:r>
+        <w:t>)</w:t>
       </w:r>
     </w:p>
     <w:p>
@@ -547,7 +757,15 @@
         </w:numPr>
       </w:pPr>
       <w:r>
-        <w:t>Exercise-induced angina (exang)</w:t>
+        <w:t>Exercise-induced angina (</w:t>
+      </w:r>
+      <w:proofErr w:type="spellStart"/>
+      <w:r>
+        <w:t>exang</w:t>
+      </w:r>
+      <w:proofErr w:type="spellEnd"/>
+      <w:r>
+        <w:t>)</w:t>
       </w:r>
     </w:p>
     <w:p>
@@ -558,7 +776,15 @@
         </w:numPr>
       </w:pPr>
       <w:r>
-        <w:t>ST depression induced by exercise (oldpeak)</w:t>
+        <w:t>ST depression induced by exercise (</w:t>
+      </w:r>
+      <w:proofErr w:type="spellStart"/>
+      <w:r>
+        <w:t>oldpeak</w:t>
+      </w:r>
+      <w:proofErr w:type="spellEnd"/>
+      <w:r>
+        <w:t>)</w:t>
       </w:r>
     </w:p>
     <w:p>
@@ -591,7 +817,15 @@
         </w:numPr>
       </w:pPr>
       <w:r>
-        <w:t>Thalassemia (thal)</w:t>
+        <w:t>Thalassemia (</w:t>
+      </w:r>
+      <w:proofErr w:type="spellStart"/>
+      <w:r>
+        <w:t>thal</w:t>
+      </w:r>
+      <w:proofErr w:type="spellEnd"/>
+      <w:r>
+        <w:t>)</w:t>
       </w:r>
     </w:p>
     <w:p>
@@ -602,6 +836,7 @@
         <w:rPr>
           <w:noProof/>
         </w:rPr>
+        <w:lastRenderedPageBreak/>
         <w:drawing>
           <wp:inline distT="0" distB="0" distL="0" distR="0" wp14:anchorId="025DF2DA" wp14:editId="5A0697A9">
             <wp:extent cx="4000424" cy="3134235"/>
@@ -620,7 +855,7 @@
                     </pic:cNvPicPr>
                   </pic:nvPicPr>
                   <pic:blipFill>
-                    <a:blip r:embed="rId6" cstate="print">
+                    <a:blip r:embed="rId8" cstate="print">
                       <a:extLst>
                         <a:ext uri="{28A0092B-C50C-407E-A947-70E740481C1C}">
                           <a14:useLocalDpi xmlns:a14="http://schemas.microsoft.com/office/drawing/2010/main" val="0"/>
@@ -664,7 +899,6 @@
           <w:b/>
           <w:bCs/>
         </w:rPr>
-        <w:lastRenderedPageBreak/>
         <w:t>3.3 Target Variable</w:t>
       </w:r>
     </w:p>
@@ -782,8 +1016,13 @@
         </w:numPr>
       </w:pPr>
       <w:r>
-        <w:t>Handling missing values represented by ?</w:t>
-      </w:r>
+        <w:t xml:space="preserve">Handling missing values represented </w:t>
+      </w:r>
+      <w:proofErr w:type="gramStart"/>
+      <w:r>
+        <w:t>by ?</w:t>
+      </w:r>
+      <w:proofErr w:type="gramEnd"/>
     </w:p>
     <w:p>
       <w:pPr>
@@ -793,7 +1032,15 @@
         </w:numPr>
       </w:pPr>
       <w:r>
-        <w:t>Converting data types to numeric format</w:t>
+        <w:t xml:space="preserve">Converting data types </w:t>
+      </w:r>
+      <w:proofErr w:type="gramStart"/>
+      <w:r>
+        <w:t>to</w:t>
+      </w:r>
+      <w:proofErr w:type="gramEnd"/>
+      <w:r>
+        <w:t xml:space="preserve"> numeric format</w:t>
       </w:r>
     </w:p>
     <w:p>
@@ -815,6 +1062,7 @@
     <w:p/>
     <w:p>
       <w:r>
+        <w:lastRenderedPageBreak/>
         <w:drawing>
           <wp:inline distT="0" distB="0" distL="0" distR="0" wp14:anchorId="7D112265" wp14:editId="15618A62">
             <wp:extent cx="5855001" cy="2921150"/>
@@ -831,7 +1079,7 @@
                     <pic:cNvPicPr/>
                   </pic:nvPicPr>
                   <pic:blipFill>
-                    <a:blip r:embed="rId7"/>
+                    <a:blip r:embed="rId9"/>
                     <a:stretch>
                       <a:fillRect/>
                     </a:stretch>
@@ -896,7 +1144,6 @@
     </w:p>
     <w:p>
       <w:r>
-        <w:lastRenderedPageBreak/>
         <w:t>The dataset shows a moderately balanced distribution between positive and negative heart disease cases, making it suitable for standard classification algorithms.</w:t>
       </w:r>
     </w:p>
@@ -946,6 +1193,7 @@
           <w:i/>
           <w:iCs/>
         </w:rPr>
+        <w:lastRenderedPageBreak/>
         <w:drawing>
           <wp:inline distT="0" distB="0" distL="0" distR="0" wp14:anchorId="1019BC7B" wp14:editId="39B0E2C8">
             <wp:extent cx="4050796" cy="3286125"/>
@@ -962,7 +1210,7 @@
                     <pic:cNvPicPr/>
                   </pic:nvPicPr>
                   <pic:blipFill>
-                    <a:blip r:embed="rId8"/>
+                    <a:blip r:embed="rId10"/>
                     <a:stretch>
                       <a:fillRect/>
                     </a:stretch>
@@ -1028,6 +1276,7 @@
       <w:r>
         <w:t xml:space="preserve">All numerical features were standardized using </w:t>
       </w:r>
+      <w:proofErr w:type="spellStart"/>
       <w:r>
         <w:rPr>
           <w:b/>
@@ -1035,6 +1284,7 @@
         </w:rPr>
         <w:t>StandardScaler</w:t>
       </w:r>
+      <w:proofErr w:type="spellEnd"/>
     </w:p>
     <w:p>
       <w:pPr>
@@ -1143,88 +1393,135 @@
         </w:numPr>
       </w:pPr>
       <w:r>
+        <w:t>Faster training and inference</w:t>
+      </w:r>
+    </w:p>
+    <w:p>
+      <w:pPr>
+        <w:numPr>
+          <w:ilvl w:val="0"/>
+          <w:numId w:val="8"/>
+        </w:numPr>
+      </w:pPr>
+      <w:r>
+        <w:t>Suitability for clinical decision support</w:t>
+      </w:r>
+    </w:p>
+    <w:p>
+      <w:pPr>
+        <w:rPr>
+          <w:b/>
+          <w:bCs/>
+        </w:rPr>
+      </w:pPr>
+      <w:r>
+        <w:rPr>
+          <w:b/>
+          <w:bCs/>
+        </w:rPr>
+        <w:t>6.3 Model Evaluation</w:t>
+      </w:r>
+    </w:p>
+    <w:p>
+      <w:r>
+        <w:t>The model was evaluated using:</w:t>
+      </w:r>
+    </w:p>
+    <w:p>
+      <w:pPr>
+        <w:numPr>
+          <w:ilvl w:val="0"/>
+          <w:numId w:val="9"/>
+        </w:numPr>
+      </w:pPr>
+      <w:r>
+        <w:t>Accuracy</w:t>
+      </w:r>
+    </w:p>
+    <w:p>
+      <w:pPr>
+        <w:numPr>
+          <w:ilvl w:val="0"/>
+          <w:numId w:val="9"/>
+        </w:numPr>
+      </w:pPr>
+      <w:r>
+        <w:t>Precision</w:t>
+      </w:r>
+    </w:p>
+    <w:p>
+      <w:pPr>
+        <w:numPr>
+          <w:ilvl w:val="0"/>
+          <w:numId w:val="9"/>
+        </w:numPr>
+      </w:pPr>
+      <w:r>
+        <w:t>Recall</w:t>
+      </w:r>
+    </w:p>
+    <w:p>
+      <w:pPr>
+        <w:numPr>
+          <w:ilvl w:val="0"/>
+          <w:numId w:val="9"/>
+        </w:numPr>
+      </w:pPr>
+      <w:r>
         <w:lastRenderedPageBreak/>
-        <w:t>Faster training and inference</w:t>
-      </w:r>
-    </w:p>
-    <w:p>
-      <w:pPr>
-        <w:numPr>
-          <w:ilvl w:val="0"/>
-          <w:numId w:val="8"/>
-        </w:numPr>
-      </w:pPr>
-      <w:r>
-        <w:t>Suitability for clinical decision support</w:t>
-      </w:r>
-    </w:p>
-    <w:p>
-      <w:pPr>
-        <w:rPr>
-          <w:b/>
-          <w:bCs/>
-        </w:rPr>
-      </w:pPr>
-      <w:r>
-        <w:rPr>
-          <w:b/>
-          <w:bCs/>
-        </w:rPr>
-        <w:t>6.3 Model Evaluation</w:t>
-      </w:r>
-    </w:p>
-    <w:p>
-      <w:r>
-        <w:t>The model was evaluated using:</w:t>
-      </w:r>
-    </w:p>
-    <w:p>
-      <w:pPr>
-        <w:numPr>
-          <w:ilvl w:val="0"/>
-          <w:numId w:val="9"/>
-        </w:numPr>
-      </w:pPr>
-      <w:r>
-        <w:t>Accuracy</w:t>
-      </w:r>
-    </w:p>
-    <w:p>
-      <w:pPr>
-        <w:numPr>
-          <w:ilvl w:val="0"/>
-          <w:numId w:val="9"/>
-        </w:numPr>
-      </w:pPr>
-      <w:r>
-        <w:t>Precision</w:t>
-      </w:r>
-    </w:p>
-    <w:p>
-      <w:pPr>
-        <w:numPr>
-          <w:ilvl w:val="0"/>
-          <w:numId w:val="9"/>
-        </w:numPr>
-      </w:pPr>
-      <w:r>
-        <w:t>Recall</w:t>
-      </w:r>
-    </w:p>
-    <w:p>
-      <w:pPr>
-        <w:numPr>
-          <w:ilvl w:val="0"/>
-          <w:numId w:val="9"/>
-        </w:numPr>
-      </w:pPr>
-      <w:r>
         <w:t>ROC-AUC score</w:t>
       </w:r>
     </w:p>
     <w:p>
-      <w:r>
-        <w:t>Cross-validation was used to ensure stable performance across different data splits.</w:t>
+      <w:proofErr w:type="gramStart"/>
+      <w:r>
+        <w:t>Cross-validation</w:t>
+      </w:r>
+      <w:proofErr w:type="gramEnd"/>
+      <w:r>
+        <w:t xml:space="preserve"> was used to ensure stable performance across different data splits.</w:t>
+      </w:r>
+      <w:r>
+        <w:br/>
+      </w:r>
+    </w:p>
+    <w:p>
+      <w:r>
+        <w:drawing>
+          <wp:inline distT="0" distB="0" distL="0" distR="0" wp14:anchorId="57B77E15" wp14:editId="42F1FF1B">
+            <wp:extent cx="3498850" cy="1029923"/>
+            <wp:effectExtent l="0" t="0" r="6350" b="0"/>
+            <wp:docPr id="684494460" name="Picture 1"/>
+            <wp:cNvGraphicFramePr>
+              <a:graphicFrameLocks xmlns:a="http://schemas.openxmlformats.org/drawingml/2006/main" noChangeAspect="1"/>
+            </wp:cNvGraphicFramePr>
+            <a:graphic xmlns:a="http://schemas.openxmlformats.org/drawingml/2006/main">
+              <a:graphicData uri="http://schemas.openxmlformats.org/drawingml/2006/picture">
+                <pic:pic xmlns:pic="http://schemas.openxmlformats.org/drawingml/2006/picture">
+                  <pic:nvPicPr>
+                    <pic:cNvPr id="684494460" name=""/>
+                    <pic:cNvPicPr/>
+                  </pic:nvPicPr>
+                  <pic:blipFill>
+                    <a:blip r:embed="rId11"/>
+                    <a:stretch>
+                      <a:fillRect/>
+                    </a:stretch>
+                  </pic:blipFill>
+                  <pic:spPr>
+                    <a:xfrm>
+                      <a:off x="0" y="0"/>
+                      <a:ext cx="3507093" cy="1032349"/>
+                    </a:xfrm>
+                    <a:prstGeom prst="rect">
+                      <a:avLst/>
+                    </a:prstGeom>
+                  </pic:spPr>
+                </pic:pic>
+              </a:graphicData>
+            </a:graphic>
+          </wp:inline>
+        </w:drawing>
       </w:r>
     </w:p>
     <w:p>
@@ -1253,6 +1550,7 @@
       <w:r>
         <w:t xml:space="preserve">Experiment tracking was implemented using </w:t>
       </w:r>
+      <w:proofErr w:type="spellStart"/>
       <w:r>
         <w:rPr>
           <w:b/>
@@ -1260,6 +1558,7 @@
         </w:rPr>
         <w:t>MLflow</w:t>
       </w:r>
+      <w:proofErr w:type="spellEnd"/>
       <w:r>
         <w:t xml:space="preserve"> during the experimentation phase. The following were logged:</w:t>
       </w:r>
@@ -1300,6 +1599,46 @@
     <w:p>
       <w:r>
         <w:t>This enabled comparison of different models and hyperparameters and ensured transparency in the experimentation process.</w:t>
+      </w:r>
+    </w:p>
+    <w:p/>
+    <w:p>
+      <w:r>
+        <w:drawing>
+          <wp:inline distT="0" distB="0" distL="0" distR="0" wp14:anchorId="04A94556" wp14:editId="4DD32EDF">
+            <wp:extent cx="4686708" cy="2717800"/>
+            <wp:effectExtent l="0" t="0" r="0" b="6350"/>
+            <wp:docPr id="1057604987" name="Picture 1"/>
+            <wp:cNvGraphicFramePr>
+              <a:graphicFrameLocks xmlns:a="http://schemas.openxmlformats.org/drawingml/2006/main" noChangeAspect="1"/>
+            </wp:cNvGraphicFramePr>
+            <a:graphic xmlns:a="http://schemas.openxmlformats.org/drawingml/2006/main">
+              <a:graphicData uri="http://schemas.openxmlformats.org/drawingml/2006/picture">
+                <pic:pic xmlns:pic="http://schemas.openxmlformats.org/drawingml/2006/picture">
+                  <pic:nvPicPr>
+                    <pic:cNvPr id="1057604987" name=""/>
+                    <pic:cNvPicPr/>
+                  </pic:nvPicPr>
+                  <pic:blipFill>
+                    <a:blip r:embed="rId12"/>
+                    <a:stretch>
+                      <a:fillRect/>
+                    </a:stretch>
+                  </pic:blipFill>
+                  <pic:spPr>
+                    <a:xfrm>
+                      <a:off x="0" y="0"/>
+                      <a:ext cx="4789424" cy="2777364"/>
+                    </a:xfrm>
+                    <a:prstGeom prst="rect">
+                      <a:avLst/>
+                    </a:prstGeom>
+                  </pic:spPr>
+                </pic:pic>
+              </a:graphicData>
+            </a:graphic>
+          </wp:inline>
+        </w:drawing>
       </w:r>
     </w:p>
     <w:p>
@@ -1343,6 +1682,7 @@
       <w:r>
         <w:t xml:space="preserve">The final trained model was saved using </w:t>
       </w:r>
+      <w:proofErr w:type="spellStart"/>
       <w:r>
         <w:rPr>
           <w:b/>
@@ -1350,13 +1690,75 @@
         </w:rPr>
         <w:t>joblib</w:t>
       </w:r>
+      <w:proofErr w:type="spellEnd"/>
       <w:r>
         <w:t xml:space="preserve"> as:</w:t>
       </w:r>
     </w:p>
     <w:p>
       <w:r>
-        <w:t>artifacts/heart_model.pkl</w:t>
+        <w:t>artifacts/</w:t>
+      </w:r>
+      <w:proofErr w:type="spellStart"/>
+      <w:r>
+        <w:t>heart_model.pkl</w:t>
+      </w:r>
+      <w:proofErr w:type="spellEnd"/>
+    </w:p>
+    <w:p>
+      <w:r>
+        <w:rPr>
+          <w:noProof/>
+        </w:rPr>
+        <w:lastRenderedPageBreak/>
+        <w:drawing>
+          <wp:inline distT="0" distB="0" distL="0" distR="0" wp14:anchorId="143E44EA" wp14:editId="110A0DFC">
+            <wp:extent cx="3797300" cy="3571140"/>
+            <wp:effectExtent l="0" t="0" r="0" b="0"/>
+            <wp:docPr id="655006328" name="Picture 3"/>
+            <wp:cNvGraphicFramePr>
+              <a:graphicFrameLocks xmlns:a="http://schemas.openxmlformats.org/drawingml/2006/main" noChangeAspect="1"/>
+            </wp:cNvGraphicFramePr>
+            <a:graphic xmlns:a="http://schemas.openxmlformats.org/drawingml/2006/main">
+              <a:graphicData uri="http://schemas.openxmlformats.org/drawingml/2006/picture">
+                <pic:pic xmlns:pic="http://schemas.openxmlformats.org/drawingml/2006/picture">
+                  <pic:nvPicPr>
+                    <pic:cNvPr id="0" name="Picture 134"/>
+                    <pic:cNvPicPr>
+                      <a:picLocks noChangeAspect="1" noChangeArrowheads="1"/>
+                    </pic:cNvPicPr>
+                  </pic:nvPicPr>
+                  <pic:blipFill>
+                    <a:blip r:embed="rId13" cstate="print">
+                      <a:extLst>
+                        <a:ext uri="{28A0092B-C50C-407E-A947-70E740481C1C}">
+                          <a14:useLocalDpi xmlns:a14="http://schemas.microsoft.com/office/drawing/2010/main" val="0"/>
+                        </a:ext>
+                      </a:extLst>
+                    </a:blip>
+                    <a:srcRect/>
+                    <a:stretch>
+                      <a:fillRect/>
+                    </a:stretch>
+                  </pic:blipFill>
+                  <pic:spPr bwMode="auto">
+                    <a:xfrm>
+                      <a:off x="0" y="0"/>
+                      <a:ext cx="3815238" cy="3588010"/>
+                    </a:xfrm>
+                    <a:prstGeom prst="rect">
+                      <a:avLst/>
+                    </a:prstGeom>
+                    <a:noFill/>
+                    <a:ln>
+                      <a:noFill/>
+                    </a:ln>
+                  </pic:spPr>
+                </pic:pic>
+              </a:graphicData>
+            </a:graphic>
+          </wp:inline>
+        </w:drawing>
       </w:r>
     </w:p>
     <w:p>
@@ -1413,6 +1815,14 @@
           <w:bCs/>
         </w:rPr>
       </w:pPr>
+    </w:p>
+    <w:p>
+      <w:pPr>
+        <w:rPr>
+          <w:b/>
+          <w:bCs/>
+        </w:rPr>
+      </w:pPr>
       <w:r>
         <w:rPr>
           <w:b/>
@@ -1440,6 +1850,14 @@
           <w:bCs/>
         </w:rPr>
       </w:pPr>
+    </w:p>
+    <w:p>
+      <w:pPr>
+        <w:rPr>
+          <w:b/>
+          <w:bCs/>
+        </w:rPr>
+      </w:pPr>
       <w:r>
         <w:rPr>
           <w:b/>
@@ -1461,82 +1879,87 @@
         </w:numPr>
       </w:pPr>
       <w:r>
+        <w:t>Code checkout</w:t>
+      </w:r>
+    </w:p>
+    <w:p>
+      <w:pPr>
+        <w:numPr>
+          <w:ilvl w:val="0"/>
+          <w:numId w:val="11"/>
+        </w:numPr>
+      </w:pPr>
+      <w:r>
+        <w:t>Dependency installation</w:t>
+      </w:r>
+    </w:p>
+    <w:p>
+      <w:pPr>
+        <w:numPr>
+          <w:ilvl w:val="0"/>
+          <w:numId w:val="11"/>
+        </w:numPr>
+      </w:pPr>
+      <w:r>
+        <w:t>Linting using flake8</w:t>
+      </w:r>
+    </w:p>
+    <w:p>
+      <w:pPr>
+        <w:numPr>
+          <w:ilvl w:val="0"/>
+          <w:numId w:val="11"/>
+        </w:numPr>
+      </w:pPr>
+      <w:r>
+        <w:t xml:space="preserve">Unit testing using </w:t>
+      </w:r>
+      <w:proofErr w:type="spellStart"/>
+      <w:r>
+        <w:t>pytest</w:t>
+      </w:r>
+      <w:proofErr w:type="spellEnd"/>
+    </w:p>
+    <w:p>
+      <w:pPr>
+        <w:numPr>
+          <w:ilvl w:val="0"/>
+          <w:numId w:val="11"/>
+        </w:numPr>
+      </w:pPr>
+      <w:r>
+        <w:t>Model training</w:t>
+      </w:r>
+    </w:p>
+    <w:p>
+      <w:pPr>
+        <w:numPr>
+          <w:ilvl w:val="0"/>
+          <w:numId w:val="11"/>
+        </w:numPr>
+      </w:pPr>
+      <w:r>
+        <w:t>Artifact upload</w:t>
+      </w:r>
+    </w:p>
+    <w:p>
+      <w:pPr>
+        <w:rPr>
+          <w:b/>
+          <w:bCs/>
+        </w:rPr>
+      </w:pPr>
+      <w:r>
+        <w:rPr>
+          <w:b/>
+          <w:bCs/>
+        </w:rPr>
+        <w:t>9.3 Unit Testing</w:t>
+      </w:r>
+    </w:p>
+    <w:p>
+      <w:r>
         <w:lastRenderedPageBreak/>
-        <w:t>Code checkout</w:t>
-      </w:r>
-    </w:p>
-    <w:p>
-      <w:pPr>
-        <w:numPr>
-          <w:ilvl w:val="0"/>
-          <w:numId w:val="11"/>
-        </w:numPr>
-      </w:pPr>
-      <w:r>
-        <w:t>Dependency installation</w:t>
-      </w:r>
-    </w:p>
-    <w:p>
-      <w:pPr>
-        <w:numPr>
-          <w:ilvl w:val="0"/>
-          <w:numId w:val="11"/>
-        </w:numPr>
-      </w:pPr>
-      <w:r>
-        <w:t>Linting using flake8</w:t>
-      </w:r>
-    </w:p>
-    <w:p>
-      <w:pPr>
-        <w:numPr>
-          <w:ilvl w:val="0"/>
-          <w:numId w:val="11"/>
-        </w:numPr>
-      </w:pPr>
-      <w:r>
-        <w:t>Unit testing using pytest</w:t>
-      </w:r>
-    </w:p>
-    <w:p>
-      <w:pPr>
-        <w:numPr>
-          <w:ilvl w:val="0"/>
-          <w:numId w:val="11"/>
-        </w:numPr>
-      </w:pPr>
-      <w:r>
-        <w:t>Model training</w:t>
-      </w:r>
-    </w:p>
-    <w:p>
-      <w:pPr>
-        <w:numPr>
-          <w:ilvl w:val="0"/>
-          <w:numId w:val="11"/>
-        </w:numPr>
-      </w:pPr>
-      <w:r>
-        <w:t>Artifact upload</w:t>
-      </w:r>
-    </w:p>
-    <w:p>
-      <w:pPr>
-        <w:rPr>
-          <w:b/>
-          <w:bCs/>
-        </w:rPr>
-      </w:pPr>
-      <w:r>
-        <w:rPr>
-          <w:b/>
-          <w:bCs/>
-        </w:rPr>
-        <w:t>9.3 Unit Testing</w:t>
-      </w:r>
-    </w:p>
-    <w:p>
-      <w:r>
         <w:t>Unit tests validate:</w:t>
       </w:r>
     </w:p>
@@ -1587,6 +2010,58 @@
     <w:p>
       <w:r>
         <w:t>Pipeline logs and artifacts are stored for each run.</w:t>
+      </w:r>
+      <w:r>
+        <w:br/>
+      </w:r>
+      <w:r>
+        <w:br/>
+      </w:r>
+      <w:r>
+        <w:rPr>
+          <w:b/>
+          <w:bCs/>
+        </w:rPr>
+        <w:t>Entire Pipeline Overview:</w:t>
+      </w:r>
+    </w:p>
+    <w:p>
+      <w:r>
+        <w:drawing>
+          <wp:inline distT="0" distB="0" distL="0" distR="0" wp14:anchorId="641A088B" wp14:editId="001930A1">
+            <wp:extent cx="5943600" cy="2500905"/>
+            <wp:effectExtent l="0" t="0" r="0" b="0"/>
+            <wp:docPr id="1723774719" name="Picture 1"/>
+            <wp:cNvGraphicFramePr>
+              <a:graphicFrameLocks xmlns:a="http://schemas.openxmlformats.org/drawingml/2006/main" noChangeAspect="1"/>
+            </wp:cNvGraphicFramePr>
+            <a:graphic xmlns:a="http://schemas.openxmlformats.org/drawingml/2006/main">
+              <a:graphicData uri="http://schemas.openxmlformats.org/drawingml/2006/picture">
+                <pic:pic xmlns:pic="http://schemas.openxmlformats.org/drawingml/2006/picture">
+                  <pic:nvPicPr>
+                    <pic:cNvPr id="1723774719" name=""/>
+                    <pic:cNvPicPr/>
+                  </pic:nvPicPr>
+                  <pic:blipFill>
+                    <a:blip r:embed="rId14"/>
+                    <a:stretch>
+                      <a:fillRect/>
+                    </a:stretch>
+                  </pic:blipFill>
+                  <pic:spPr>
+                    <a:xfrm>
+                      <a:off x="0" y="0"/>
+                      <a:ext cx="5970715" cy="2512314"/>
+                    </a:xfrm>
+                    <a:prstGeom prst="rect">
+                      <a:avLst/>
+                    </a:prstGeom>
+                  </pic:spPr>
+                </pic:pic>
+              </a:graphicData>
+            </a:graphic>
+          </wp:inline>
+        </w:drawing>
       </w:r>
     </w:p>
     <w:p>
@@ -1608,6 +2083,282 @@
           <w:b/>
           <w:bCs/>
         </w:rPr>
+        <w:br/>
+        <w:t xml:space="preserve">Mode Training: </w:t>
+      </w:r>
+      <w:r>
+        <w:rPr>
+          <w:b/>
+          <w:bCs/>
+        </w:rPr>
+        <w:br/>
+      </w:r>
+    </w:p>
+    <w:p>
+      <w:pPr>
+        <w:rPr>
+          <w:b/>
+          <w:bCs/>
+        </w:rPr>
+      </w:pPr>
+      <w:r>
+        <w:rPr>
+          <w:b/>
+          <w:bCs/>
+        </w:rPr>
+        <w:drawing>
+          <wp:inline distT="0" distB="0" distL="0" distR="0" wp14:anchorId="4BEA00C4" wp14:editId="6B2C33CB">
+            <wp:extent cx="6388428" cy="844593"/>
+            <wp:effectExtent l="0" t="0" r="0" b="0"/>
+            <wp:docPr id="1860251976" name="Picture 1"/>
+            <wp:cNvGraphicFramePr>
+              <a:graphicFrameLocks xmlns:a="http://schemas.openxmlformats.org/drawingml/2006/main" noChangeAspect="1"/>
+            </wp:cNvGraphicFramePr>
+            <a:graphic xmlns:a="http://schemas.openxmlformats.org/drawingml/2006/main">
+              <a:graphicData uri="http://schemas.openxmlformats.org/drawingml/2006/picture">
+                <pic:pic xmlns:pic="http://schemas.openxmlformats.org/drawingml/2006/picture">
+                  <pic:nvPicPr>
+                    <pic:cNvPr id="1860251976" name=""/>
+                    <pic:cNvPicPr/>
+                  </pic:nvPicPr>
+                  <pic:blipFill>
+                    <a:blip r:embed="rId15"/>
+                    <a:stretch>
+                      <a:fillRect/>
+                    </a:stretch>
+                  </pic:blipFill>
+                  <pic:spPr>
+                    <a:xfrm>
+                      <a:off x="0" y="0"/>
+                      <a:ext cx="6388428" cy="844593"/>
+                    </a:xfrm>
+                    <a:prstGeom prst="rect">
+                      <a:avLst/>
+                    </a:prstGeom>
+                  </pic:spPr>
+                </pic:pic>
+              </a:graphicData>
+            </a:graphic>
+          </wp:inline>
+        </w:drawing>
+      </w:r>
+      <w:r>
+        <w:rPr>
+          <w:b/>
+          <w:bCs/>
+        </w:rPr>
+        <w:br/>
+      </w:r>
+    </w:p>
+    <w:p>
+      <w:pPr>
+        <w:rPr>
+          <w:b/>
+          <w:bCs/>
+        </w:rPr>
+      </w:pPr>
+    </w:p>
+    <w:p>
+      <w:pPr>
+        <w:rPr>
+          <w:b/>
+          <w:bCs/>
+        </w:rPr>
+      </w:pPr>
+    </w:p>
+    <w:p>
+      <w:pPr>
+        <w:rPr>
+          <w:b/>
+          <w:bCs/>
+        </w:rPr>
+      </w:pPr>
+    </w:p>
+    <w:p>
+      <w:pPr>
+        <w:rPr>
+          <w:b/>
+          <w:bCs/>
+        </w:rPr>
+      </w:pPr>
+    </w:p>
+    <w:p>
+      <w:pPr>
+        <w:rPr>
+          <w:b/>
+          <w:bCs/>
+        </w:rPr>
+      </w:pPr>
+    </w:p>
+    <w:p>
+      <w:pPr>
+        <w:rPr>
+          <w:b/>
+          <w:bCs/>
+        </w:rPr>
+      </w:pPr>
+      <w:r>
+        <w:rPr>
+          <w:b/>
+          <w:bCs/>
+        </w:rPr>
+        <w:t xml:space="preserve">Unit Test </w:t>
+      </w:r>
+      <w:r>
+        <w:rPr>
+          <w:b/>
+          <w:bCs/>
+        </w:rPr>
+        <w:t>Screenshot:</w:t>
+      </w:r>
+      <w:r>
+        <w:rPr>
+          <w:b/>
+          <w:bCs/>
+        </w:rPr>
+        <w:t xml:space="preserve"> </w:t>
+      </w:r>
+    </w:p>
+    <w:p>
+      <w:pPr>
+        <w:rPr>
+          <w:b/>
+          <w:bCs/>
+        </w:rPr>
+      </w:pPr>
+      <w:r>
+        <w:rPr>
+          <w:b/>
+          <w:bCs/>
+        </w:rPr>
+        <w:lastRenderedPageBreak/>
+        <w:drawing>
+          <wp:inline distT="0" distB="0" distL="0" distR="0" wp14:anchorId="28968D53" wp14:editId="17A4AD24">
+            <wp:extent cx="5155809" cy="4313287"/>
+            <wp:effectExtent l="0" t="0" r="6985" b="0"/>
+            <wp:docPr id="647900257" name="Picture 1"/>
+            <wp:cNvGraphicFramePr>
+              <a:graphicFrameLocks xmlns:a="http://schemas.openxmlformats.org/drawingml/2006/main" noChangeAspect="1"/>
+            </wp:cNvGraphicFramePr>
+            <a:graphic xmlns:a="http://schemas.openxmlformats.org/drawingml/2006/main">
+              <a:graphicData uri="http://schemas.openxmlformats.org/drawingml/2006/picture">
+                <pic:pic xmlns:pic="http://schemas.openxmlformats.org/drawingml/2006/picture">
+                  <pic:nvPicPr>
+                    <pic:cNvPr id="647900257" name=""/>
+                    <pic:cNvPicPr/>
+                  </pic:nvPicPr>
+                  <pic:blipFill>
+                    <a:blip r:embed="rId16"/>
+                    <a:stretch>
+                      <a:fillRect/>
+                    </a:stretch>
+                  </pic:blipFill>
+                  <pic:spPr>
+                    <a:xfrm>
+                      <a:off x="0" y="0"/>
+                      <a:ext cx="5164831" cy="4320835"/>
+                    </a:xfrm>
+                    <a:prstGeom prst="rect">
+                      <a:avLst/>
+                    </a:prstGeom>
+                  </pic:spPr>
+                </pic:pic>
+              </a:graphicData>
+            </a:graphic>
+          </wp:inline>
+        </w:drawing>
+      </w:r>
+    </w:p>
+    <w:p>
+      <w:pPr>
+        <w:rPr>
+          <w:b/>
+          <w:bCs/>
+        </w:rPr>
+      </w:pPr>
+      <w:r>
+        <w:rPr>
+          <w:b/>
+          <w:bCs/>
+        </w:rPr>
+        <w:t>Artifact upload</w:t>
+      </w:r>
+      <w:r>
+        <w:rPr>
+          <w:b/>
+          <w:bCs/>
+        </w:rPr>
+        <w:t>:</w:t>
+      </w:r>
+      <w:r>
+        <w:rPr>
+          <w:b/>
+          <w:bCs/>
+        </w:rPr>
+        <w:br/>
+      </w:r>
+      <w:r>
+        <w:rPr>
+          <w:b/>
+          <w:bCs/>
+        </w:rPr>
+        <w:drawing>
+          <wp:inline distT="0" distB="0" distL="0" distR="0" wp14:anchorId="12EA9825" wp14:editId="28105005">
+            <wp:extent cx="6858000" cy="2188845"/>
+            <wp:effectExtent l="0" t="0" r="0" b="1905"/>
+            <wp:docPr id="1724109032" name="Picture 1"/>
+            <wp:cNvGraphicFramePr>
+              <a:graphicFrameLocks xmlns:a="http://schemas.openxmlformats.org/drawingml/2006/main" noChangeAspect="1"/>
+            </wp:cNvGraphicFramePr>
+            <a:graphic xmlns:a="http://schemas.openxmlformats.org/drawingml/2006/main">
+              <a:graphicData uri="http://schemas.openxmlformats.org/drawingml/2006/picture">
+                <pic:pic xmlns:pic="http://schemas.openxmlformats.org/drawingml/2006/picture">
+                  <pic:nvPicPr>
+                    <pic:cNvPr id="1724109032" name=""/>
+                    <pic:cNvPicPr/>
+                  </pic:nvPicPr>
+                  <pic:blipFill>
+                    <a:blip r:embed="rId17"/>
+                    <a:stretch>
+                      <a:fillRect/>
+                    </a:stretch>
+                  </pic:blipFill>
+                  <pic:spPr>
+                    <a:xfrm>
+                      <a:off x="0" y="0"/>
+                      <a:ext cx="6858000" cy="2188845"/>
+                    </a:xfrm>
+                    <a:prstGeom prst="rect">
+                      <a:avLst/>
+                    </a:prstGeom>
+                  </pic:spPr>
+                </pic:pic>
+              </a:graphicData>
+            </a:graphic>
+          </wp:inline>
+        </w:drawing>
+      </w:r>
+    </w:p>
+    <w:p>
+      <w:pPr>
+        <w:rPr>
+          <w:b/>
+          <w:bCs/>
+        </w:rPr>
+      </w:pPr>
+    </w:p>
+    <w:p>
+      <w:pPr>
+        <w:rPr>
+          <w:b/>
+          <w:bCs/>
+        </w:rPr>
+      </w:pPr>
+      <w:r>
+        <w:rPr>
+          <w:b/>
+          <w:bCs/>
+        </w:rPr>
         <w:t>10. Model Serving and Containerization</w:t>
       </w:r>
     </w:p>
@@ -1630,6 +2381,7 @@
       <w:r>
         <w:t xml:space="preserve">A REST API was developed using </w:t>
       </w:r>
+      <w:proofErr w:type="spellStart"/>
       <w:r>
         <w:rPr>
           <w:b/>
@@ -1637,6 +2389,7 @@
         </w:rPr>
         <w:t>FastAPI</w:t>
       </w:r>
+      <w:proofErr w:type="spellEnd"/>
       <w:r>
         <w:t xml:space="preserve"> with the following endpoints:</w:t>
       </w:r>
@@ -1649,7 +2402,15 @@
         </w:numPr>
       </w:pPr>
       <w:r>
-        <w:t>/predict – returns prediction and confidence score</w:t>
+        <w:t>/</w:t>
+      </w:r>
+      <w:proofErr w:type="gramStart"/>
+      <w:r>
+        <w:t>predict</w:t>
+      </w:r>
+      <w:proofErr w:type="gramEnd"/>
+      <w:r>
+        <w:t xml:space="preserve"> – returns prediction and confidence score</w:t>
       </w:r>
     </w:p>
     <w:p>
@@ -1660,9 +2421,74 @@
         </w:numPr>
       </w:pPr>
       <w:r>
-        <w:t>/health – health check for monitoring</w:t>
-      </w:r>
-    </w:p>
+        <w:t>/</w:t>
+      </w:r>
+      <w:proofErr w:type="gramStart"/>
+      <w:r>
+        <w:t>health</w:t>
+      </w:r>
+      <w:proofErr w:type="gramEnd"/>
+      <w:r>
+        <w:t xml:space="preserve"> – health check for monitoring</w:t>
+      </w:r>
+    </w:p>
+    <w:p>
+      <w:r>
+        <w:rPr>
+          <w:noProof/>
+        </w:rPr>
+        <w:lastRenderedPageBreak/>
+        <w:drawing>
+          <wp:inline distT="0" distB="0" distL="0" distR="0" wp14:anchorId="4901E15A" wp14:editId="0D40E8B8">
+            <wp:extent cx="4953000" cy="4151348"/>
+            <wp:effectExtent l="0" t="0" r="0" b="1905"/>
+            <wp:docPr id="1232473705" name="Picture 5"/>
+            <wp:cNvGraphicFramePr>
+              <a:graphicFrameLocks xmlns:a="http://schemas.openxmlformats.org/drawingml/2006/main" noChangeAspect="1"/>
+            </wp:cNvGraphicFramePr>
+            <a:graphic xmlns:a="http://schemas.openxmlformats.org/drawingml/2006/main">
+              <a:graphicData uri="http://schemas.openxmlformats.org/drawingml/2006/picture">
+                <pic:pic xmlns:pic="http://schemas.openxmlformats.org/drawingml/2006/picture">
+                  <pic:nvPicPr>
+                    <pic:cNvPr id="0" name="Picture 138"/>
+                    <pic:cNvPicPr>
+                      <a:picLocks noChangeAspect="1" noChangeArrowheads="1"/>
+                    </pic:cNvPicPr>
+                  </pic:nvPicPr>
+                  <pic:blipFill>
+                    <a:blip r:embed="rId18">
+                      <a:extLst>
+                        <a:ext uri="{28A0092B-C50C-407E-A947-70E740481C1C}">
+                          <a14:useLocalDpi xmlns:a14="http://schemas.microsoft.com/office/drawing/2010/main" val="0"/>
+                        </a:ext>
+                      </a:extLst>
+                    </a:blip>
+                    <a:srcRect/>
+                    <a:stretch>
+                      <a:fillRect/>
+                    </a:stretch>
+                  </pic:blipFill>
+                  <pic:spPr bwMode="auto">
+                    <a:xfrm>
+                      <a:off x="0" y="0"/>
+                      <a:ext cx="4960285" cy="4157454"/>
+                    </a:xfrm>
+                    <a:prstGeom prst="rect">
+                      <a:avLst/>
+                    </a:prstGeom>
+                    <a:noFill/>
+                    <a:ln>
+                      <a:noFill/>
+                    </a:ln>
+                  </pic:spPr>
+                </pic:pic>
+              </a:graphicData>
+            </a:graphic>
+          </wp:inline>
+        </w:drawing>
+      </w:r>
+    </w:p>
+    <w:p/>
     <w:p>
       <w:pPr>
         <w:rPr>
@@ -1719,6 +2545,62 @@
     <w:p>
       <w:r>
         <w:t>The container was tested locally before deployment.</w:t>
+      </w:r>
+    </w:p>
+    <w:p/>
+    <w:p>
+      <w:r>
+        <w:rPr>
+          <w:noProof/>
+        </w:rPr>
+        <w:drawing>
+          <wp:inline distT="0" distB="0" distL="0" distR="0" wp14:anchorId="314C079E" wp14:editId="07EFAE9A">
+            <wp:extent cx="4293353" cy="2159000"/>
+            <wp:effectExtent l="0" t="0" r="0" b="0"/>
+            <wp:docPr id="164197831" name="Picture 4"/>
+            <wp:cNvGraphicFramePr>
+              <a:graphicFrameLocks xmlns:a="http://schemas.openxmlformats.org/drawingml/2006/main" noChangeAspect="1"/>
+            </wp:cNvGraphicFramePr>
+            <a:graphic xmlns:a="http://schemas.openxmlformats.org/drawingml/2006/main">
+              <a:graphicData uri="http://schemas.openxmlformats.org/drawingml/2006/picture">
+                <pic:pic xmlns:pic="http://schemas.openxmlformats.org/drawingml/2006/picture">
+                  <pic:nvPicPr>
+                    <pic:cNvPr id="0" name="Picture 136"/>
+                    <pic:cNvPicPr>
+                      <a:picLocks noChangeAspect="1" noChangeArrowheads="1"/>
+                    </pic:cNvPicPr>
+                  </pic:nvPicPr>
+                  <pic:blipFill>
+                    <a:blip r:embed="rId19" cstate="print">
+                      <a:extLst>
+                        <a:ext uri="{28A0092B-C50C-407E-A947-70E740481C1C}">
+                          <a14:useLocalDpi xmlns:a14="http://schemas.microsoft.com/office/drawing/2010/main" val="0"/>
+                        </a:ext>
+                      </a:extLst>
+                    </a:blip>
+                    <a:srcRect/>
+                    <a:stretch>
+                      <a:fillRect/>
+                    </a:stretch>
+                  </pic:blipFill>
+                  <pic:spPr bwMode="auto">
+                    <a:xfrm>
+                      <a:off x="0" y="0"/>
+                      <a:ext cx="4303503" cy="2164104"/>
+                    </a:xfrm>
+                    <a:prstGeom prst="rect">
+                      <a:avLst/>
+                    </a:prstGeom>
+                    <a:noFill/>
+                    <a:ln>
+                      <a:noFill/>
+                    </a:ln>
+                  </pic:spPr>
+                </pic:pic>
+              </a:graphicData>
+            </a:graphic>
+          </wp:inline>
+        </w:drawing>
       </w:r>
     </w:p>
     <w:p>
@@ -1740,6 +2622,7 @@
           <w:b/>
           <w:bCs/>
         </w:rPr>
+        <w:lastRenderedPageBreak/>
         <w:t>11. Production Deployment Using Kubernetes</w:t>
       </w:r>
     </w:p>
@@ -1750,6 +2633,14 @@
           <w:bCs/>
         </w:rPr>
       </w:pPr>
+    </w:p>
+    <w:p>
+      <w:pPr>
+        <w:rPr>
+          <w:b/>
+          <w:bCs/>
+        </w:rPr>
+      </w:pPr>
       <w:r>
         <w:rPr>
           <w:b/>
@@ -1762,6 +2653,7 @@
       <w:r>
         <w:t xml:space="preserve">A local Kubernetes cluster was provisioned using </w:t>
       </w:r>
+      <w:proofErr w:type="spellStart"/>
       <w:r>
         <w:rPr>
           <w:b/>
@@ -1769,6 +2661,7 @@
         </w:rPr>
         <w:t>Minikube</w:t>
       </w:r>
+      <w:proofErr w:type="spellEnd"/>
       <w:r>
         <w:t xml:space="preserve"> with Docker as the container runtime.</w:t>
       </w:r>
@@ -1800,8 +2693,15 @@
           <w:numId w:val="15"/>
         </w:numPr>
       </w:pPr>
-      <w:r>
-        <w:t>deployment.yaml – defines pods and replicas</w:t>
+      <w:proofErr w:type="spellStart"/>
+      <w:proofErr w:type="gramStart"/>
+      <w:r>
+        <w:t>deployment.yaml</w:t>
+      </w:r>
+      <w:proofErr w:type="spellEnd"/>
+      <w:proofErr w:type="gramEnd"/>
+      <w:r>
+        <w:t xml:space="preserve"> – defines pods and replicas</w:t>
       </w:r>
     </w:p>
     <w:p>
@@ -1811,10 +2711,79 @@
           <w:numId w:val="15"/>
         </w:numPr>
       </w:pPr>
-      <w:r>
-        <w:lastRenderedPageBreak/>
-        <w:t>service.yaml – exposes the API using NodePort</w:t>
-      </w:r>
+      <w:proofErr w:type="spellStart"/>
+      <w:proofErr w:type="gramStart"/>
+      <w:r>
+        <w:t>service.yaml</w:t>
+      </w:r>
+      <w:proofErr w:type="spellEnd"/>
+      <w:proofErr w:type="gramEnd"/>
+      <w:r>
+        <w:t xml:space="preserve"> – exposes the API using </w:t>
+      </w:r>
+      <w:proofErr w:type="spellStart"/>
+      <w:r>
+        <w:t>NodePort</w:t>
+      </w:r>
+      <w:proofErr w:type="spellEnd"/>
+    </w:p>
+    <w:p>
+      <w:r>
+        <w:rPr>
+          <w:noProof/>
+        </w:rPr>
+        <w:drawing>
+          <wp:inline distT="0" distB="0" distL="0" distR="0" wp14:anchorId="7A7A0007" wp14:editId="0DC116FD">
+            <wp:extent cx="6858000" cy="2503805"/>
+            <wp:effectExtent l="0" t="0" r="0" b="0"/>
+            <wp:docPr id="629106448" name="Picture 1"/>
+            <wp:cNvGraphicFramePr>
+              <a:graphicFrameLocks xmlns:a="http://schemas.openxmlformats.org/drawingml/2006/main" noChangeAspect="1"/>
+            </wp:cNvGraphicFramePr>
+            <a:graphic xmlns:a="http://schemas.openxmlformats.org/drawingml/2006/main">
+              <a:graphicData uri="http://schemas.openxmlformats.org/drawingml/2006/picture">
+                <pic:pic xmlns:pic="http://schemas.openxmlformats.org/drawingml/2006/picture">
+                  <pic:nvPicPr>
+                    <pic:cNvPr id="629106448" name=""/>
+                    <pic:cNvPicPr/>
+                  </pic:nvPicPr>
+                  <pic:blipFill>
+                    <a:blip r:embed="rId20"/>
+                    <a:stretch>
+                      <a:fillRect/>
+                    </a:stretch>
+                  </pic:blipFill>
+                  <pic:spPr>
+                    <a:xfrm>
+                      <a:off x="0" y="0"/>
+                      <a:ext cx="6858000" cy="2503805"/>
+                    </a:xfrm>
+                    <a:prstGeom prst="rect">
+                      <a:avLst/>
+                    </a:prstGeom>
+                  </pic:spPr>
+                </pic:pic>
+              </a:graphicData>
+            </a:graphic>
+          </wp:inline>
+        </w:drawing>
+      </w:r>
+    </w:p>
+    <w:p>
+      <w:pPr>
+        <w:rPr>
+          <w:b/>
+          <w:bCs/>
+        </w:rPr>
+      </w:pPr>
+    </w:p>
+    <w:p>
+      <w:pPr>
+        <w:rPr>
+          <w:b/>
+          <w:bCs/>
+        </w:rPr>
+      </w:pPr>
     </w:p>
     <w:p>
       <w:pPr>
@@ -1833,13 +2802,39 @@
     </w:p>
     <w:p>
       <w:r>
-        <w:t>The API is accessed locally using the Minikube service URL:</w:t>
-      </w:r>
-    </w:p>
-    <w:p>
-      <w:r>
-        <w:t>minikube service heart-api-service --url</w:t>
-      </w:r>
+        <w:t xml:space="preserve">The API is accessed locally using the </w:t>
+      </w:r>
+      <w:proofErr w:type="spellStart"/>
+      <w:r>
+        <w:t>Minikube</w:t>
+      </w:r>
+      <w:proofErr w:type="spellEnd"/>
+      <w:r>
+        <w:t xml:space="preserve"> service URL:</w:t>
+      </w:r>
+    </w:p>
+    <w:p>
+      <w:proofErr w:type="spellStart"/>
+      <w:r>
+        <w:t>minikube</w:t>
+      </w:r>
+      <w:proofErr w:type="spellEnd"/>
+      <w:r>
+        <w:t xml:space="preserve"> service heart-</w:t>
+      </w:r>
+      <w:proofErr w:type="spellStart"/>
+      <w:r>
+        <w:t>api</w:t>
+      </w:r>
+      <w:proofErr w:type="spellEnd"/>
+      <w:r>
+        <w:t>-service --</w:t>
+      </w:r>
+      <w:proofErr w:type="spellStart"/>
+      <w:r>
+        <w:t>url</w:t>
+      </w:r>
+      <w:proofErr w:type="spellEnd"/>
     </w:p>
     <w:p>
       <w:r>
@@ -1849,6 +2844,61 @@
     <w:p>
       <w:r>
         <w:t>http://&lt;MINIKUBE_URL&gt;/docs</w:t>
+      </w:r>
+    </w:p>
+    <w:p>
+      <w:r>
+        <w:rPr>
+          <w:noProof/>
+        </w:rPr>
+        <w:drawing>
+          <wp:inline distT="0" distB="0" distL="0" distR="0" wp14:anchorId="6672867D" wp14:editId="14368906">
+            <wp:extent cx="6858000" cy="692785"/>
+            <wp:effectExtent l="0" t="0" r="0" b="0"/>
+            <wp:docPr id="71296258" name="Picture 6"/>
+            <wp:cNvGraphicFramePr>
+              <a:graphicFrameLocks xmlns:a="http://schemas.openxmlformats.org/drawingml/2006/main" noChangeAspect="1"/>
+            </wp:cNvGraphicFramePr>
+            <a:graphic xmlns:a="http://schemas.openxmlformats.org/drawingml/2006/main">
+              <a:graphicData uri="http://schemas.openxmlformats.org/drawingml/2006/picture">
+                <pic:pic xmlns:pic="http://schemas.openxmlformats.org/drawingml/2006/picture">
+                  <pic:nvPicPr>
+                    <pic:cNvPr id="0" name="Picture 140"/>
+                    <pic:cNvPicPr>
+                      <a:picLocks noChangeAspect="1" noChangeArrowheads="1"/>
+                    </pic:cNvPicPr>
+                  </pic:nvPicPr>
+                  <pic:blipFill>
+                    <a:blip r:embed="rId21">
+                      <a:extLst>
+                        <a:ext uri="{28A0092B-C50C-407E-A947-70E740481C1C}">
+                          <a14:useLocalDpi xmlns:a14="http://schemas.microsoft.com/office/drawing/2010/main" val="0"/>
+                        </a:ext>
+                      </a:extLst>
+                    </a:blip>
+                    <a:srcRect/>
+                    <a:stretch>
+                      <a:fillRect/>
+                    </a:stretch>
+                  </pic:blipFill>
+                  <pic:spPr bwMode="auto">
+                    <a:xfrm>
+                      <a:off x="0" y="0"/>
+                      <a:ext cx="6858000" cy="692785"/>
+                    </a:xfrm>
+                    <a:prstGeom prst="rect">
+                      <a:avLst/>
+                    </a:prstGeom>
+                    <a:noFill/>
+                    <a:ln>
+                      <a:noFill/>
+                    </a:ln>
+                  </pic:spPr>
+                </pic:pic>
+              </a:graphicData>
+            </a:graphic>
+          </wp:inline>
+        </w:drawing>
       </w:r>
     </w:p>
     <w:p>
@@ -1865,6 +2915,46 @@
           <w:bCs/>
         </w:rPr>
       </w:pPr>
+    </w:p>
+    <w:p>
+      <w:pPr>
+        <w:rPr>
+          <w:b/>
+          <w:bCs/>
+        </w:rPr>
+      </w:pPr>
+    </w:p>
+    <w:p>
+      <w:pPr>
+        <w:rPr>
+          <w:b/>
+          <w:bCs/>
+        </w:rPr>
+      </w:pPr>
+    </w:p>
+    <w:p>
+      <w:pPr>
+        <w:rPr>
+          <w:b/>
+          <w:bCs/>
+        </w:rPr>
+      </w:pPr>
+    </w:p>
+    <w:p>
+      <w:pPr>
+        <w:rPr>
+          <w:b/>
+          <w:bCs/>
+        </w:rPr>
+      </w:pPr>
+    </w:p>
+    <w:p>
+      <w:pPr>
+        <w:rPr>
+          <w:b/>
+          <w:bCs/>
+        </w:rPr>
+      </w:pPr>
       <w:r>
         <w:rPr>
           <w:b/>
@@ -1890,7 +2980,15 @@
     </w:p>
     <w:p>
       <w:r>
-        <w:t>Request and response logging was implemented using FastAPI middleware. Logs capture:</w:t>
+        <w:t xml:space="preserve">Request and response logging was implemented using </w:t>
+      </w:r>
+      <w:proofErr w:type="spellStart"/>
+      <w:r>
+        <w:t>FastAPI</w:t>
+      </w:r>
+      <w:proofErr w:type="spellEnd"/>
+      <w:r>
+        <w:t xml:space="preserve"> middleware. Logs capture:</w:t>
       </w:r>
     </w:p>
     <w:p>
@@ -1926,6 +3024,62 @@
         <w:t>Processing time</w:t>
       </w:r>
     </w:p>
+    <w:p/>
+    <w:p>
+      <w:r>
+        <w:rPr>
+          <w:noProof/>
+        </w:rPr>
+        <w:drawing>
+          <wp:inline distT="0" distB="0" distL="0" distR="0" wp14:anchorId="7A74DCEE" wp14:editId="3F53ABB9">
+            <wp:extent cx="6858000" cy="2004695"/>
+            <wp:effectExtent l="0" t="0" r="0" b="0"/>
+            <wp:docPr id="1057959275" name="Picture 7"/>
+            <wp:cNvGraphicFramePr>
+              <a:graphicFrameLocks xmlns:a="http://schemas.openxmlformats.org/drawingml/2006/main" noChangeAspect="1"/>
+            </wp:cNvGraphicFramePr>
+            <a:graphic xmlns:a="http://schemas.openxmlformats.org/drawingml/2006/main">
+              <a:graphicData uri="http://schemas.openxmlformats.org/drawingml/2006/picture">
+                <pic:pic xmlns:pic="http://schemas.openxmlformats.org/drawingml/2006/picture">
+                  <pic:nvPicPr>
+                    <pic:cNvPr id="0" name="Picture 142"/>
+                    <pic:cNvPicPr>
+                      <a:picLocks noChangeAspect="1" noChangeArrowheads="1"/>
+                    </pic:cNvPicPr>
+                  </pic:nvPicPr>
+                  <pic:blipFill>
+                    <a:blip r:embed="rId22" cstate="print">
+                      <a:extLst>
+                        <a:ext uri="{28A0092B-C50C-407E-A947-70E740481C1C}">
+                          <a14:useLocalDpi xmlns:a14="http://schemas.microsoft.com/office/drawing/2010/main" val="0"/>
+                        </a:ext>
+                      </a:extLst>
+                    </a:blip>
+                    <a:srcRect/>
+                    <a:stretch>
+                      <a:fillRect/>
+                    </a:stretch>
+                  </pic:blipFill>
+                  <pic:spPr bwMode="auto">
+                    <a:xfrm>
+                      <a:off x="0" y="0"/>
+                      <a:ext cx="6858000" cy="2004695"/>
+                    </a:xfrm>
+                    <a:prstGeom prst="rect">
+                      <a:avLst/>
+                    </a:prstGeom>
+                    <a:noFill/>
+                    <a:ln>
+                      <a:noFill/>
+                    </a:ln>
+                  </pic:spPr>
+                </pic:pic>
+              </a:graphicData>
+            </a:graphic>
+          </wp:inline>
+        </w:drawing>
+      </w:r>
+    </w:p>
     <w:p>
       <w:pPr>
         <w:rPr>
@@ -1952,8 +3106,73 @@
       </w:r>
     </w:p>
     <w:p>
-      <w:r>
-        <w:t>kubectl logs deployment/heart-api</w:t>
+      <w:proofErr w:type="spellStart"/>
+      <w:r>
+        <w:t>kubectl</w:t>
+      </w:r>
+      <w:proofErr w:type="spellEnd"/>
+      <w:r>
+        <w:t xml:space="preserve"> logs deployment/heart-</w:t>
+      </w:r>
+      <w:proofErr w:type="spellStart"/>
+      <w:r>
+        <w:t>api</w:t>
+      </w:r>
+      <w:proofErr w:type="spellEnd"/>
+    </w:p>
+    <w:p>
+      <w:r>
+        <w:rPr>
+          <w:noProof/>
+        </w:rPr>
+        <w:drawing>
+          <wp:inline distT="0" distB="0" distL="0" distR="0" wp14:anchorId="339FDCC4" wp14:editId="40F2DBE9">
+            <wp:extent cx="3054350" cy="952500"/>
+            <wp:effectExtent l="0" t="0" r="0" b="0"/>
+            <wp:docPr id="1101111021" name="Picture 8"/>
+            <wp:cNvGraphicFramePr>
+              <a:graphicFrameLocks xmlns:a="http://schemas.openxmlformats.org/drawingml/2006/main" noChangeAspect="1"/>
+            </wp:cNvGraphicFramePr>
+            <a:graphic xmlns:a="http://schemas.openxmlformats.org/drawingml/2006/main">
+              <a:graphicData uri="http://schemas.openxmlformats.org/drawingml/2006/picture">
+                <pic:pic xmlns:pic="http://schemas.openxmlformats.org/drawingml/2006/picture">
+                  <pic:nvPicPr>
+                    <pic:cNvPr id="0" name="Picture 144"/>
+                    <pic:cNvPicPr>
+                      <a:picLocks noChangeAspect="1" noChangeArrowheads="1"/>
+                    </pic:cNvPicPr>
+                  </pic:nvPicPr>
+                  <pic:blipFill>
+                    <a:blip r:embed="rId23">
+                      <a:extLst>
+                        <a:ext uri="{28A0092B-C50C-407E-A947-70E740481C1C}">
+                          <a14:useLocalDpi xmlns:a14="http://schemas.microsoft.com/office/drawing/2010/main" val="0"/>
+                        </a:ext>
+                      </a:extLst>
+                    </a:blip>
+                    <a:srcRect/>
+                    <a:stretch>
+                      <a:fillRect/>
+                    </a:stretch>
+                  </pic:blipFill>
+                  <pic:spPr bwMode="auto">
+                    <a:xfrm>
+                      <a:off x="0" y="0"/>
+                      <a:ext cx="3054350" cy="952500"/>
+                    </a:xfrm>
+                    <a:prstGeom prst="rect">
+                      <a:avLst/>
+                    </a:prstGeom>
+                    <a:noFill/>
+                    <a:ln>
+                      <a:noFill/>
+                    </a:ln>
+                  </pic:spPr>
+                </pic:pic>
+              </a:graphicData>
+            </a:graphic>
+          </wp:inline>
+        </w:drawing>
       </w:r>
     </w:p>
     <w:p>
@@ -1970,6 +3189,22 @@
           <w:bCs/>
         </w:rPr>
       </w:pPr>
+    </w:p>
+    <w:p>
+      <w:pPr>
+        <w:rPr>
+          <w:b/>
+          <w:bCs/>
+        </w:rPr>
+      </w:pPr>
+    </w:p>
+    <w:p>
+      <w:pPr>
+        <w:rPr>
+          <w:b/>
+          <w:bCs/>
+        </w:rPr>
+      </w:pPr>
       <w:r>
         <w:rPr>
           <w:b/>
@@ -1980,7 +3215,15 @@
     </w:p>
     <w:p>
       <w:r>
-        <w:t>The architecture follows a production-aligned MLOps design:</w:t>
+        <w:t xml:space="preserve">The architecture follows a production-aligned </w:t>
+      </w:r>
+      <w:proofErr w:type="spellStart"/>
+      <w:r>
+        <w:t>MLOps</w:t>
+      </w:r>
+      <w:proofErr w:type="spellEnd"/>
+      <w:r>
+        <w:t xml:space="preserve"> design:</w:t>
       </w:r>
     </w:p>
     <w:p>
@@ -1991,8 +3234,13 @@
         </w:numPr>
       </w:pPr>
       <w:r>
-        <w:t>Experimentation in Google Colab</w:t>
-      </w:r>
+        <w:t xml:space="preserve">Experimentation in Google </w:t>
+      </w:r>
+      <w:proofErr w:type="spellStart"/>
+      <w:r>
+        <w:t>Colab</w:t>
+      </w:r>
+      <w:proofErr w:type="spellEnd"/>
     </w:p>
     <w:p>
       <w:pPr>
@@ -2035,8 +3283,14 @@
         </w:numPr>
       </w:pPr>
       <w:r>
-        <w:t>Kubernetes deployment with Minikube</w:t>
-      </w:r>
+        <w:lastRenderedPageBreak/>
+        <w:t xml:space="preserve">Kubernetes deployment with </w:t>
+      </w:r>
+      <w:proofErr w:type="spellStart"/>
+      <w:r>
+        <w:t>Minikube</w:t>
+      </w:r>
+      <w:proofErr w:type="spellEnd"/>
     </w:p>
     <w:p>
       <w:pPr>
@@ -2051,10 +3305,58 @@
     </w:p>
     <w:p>
       <w:r>
-        <w:t>(Architecture diagram included in the report.)</w:t>
-      </w:r>
-    </w:p>
-    <w:p>
+        <w:rPr>
+          <w:noProof/>
+        </w:rPr>
+        <w:drawing>
+          <wp:inline distT="0" distB="0" distL="0" distR="0" wp14:anchorId="0B9EE76D" wp14:editId="36B09EAF">
+            <wp:extent cx="6858000" cy="4572000"/>
+            <wp:effectExtent l="0" t="0" r="0" b="0"/>
+            <wp:docPr id="1787012323" name="Picture 9"/>
+            <wp:cNvGraphicFramePr>
+              <a:graphicFrameLocks xmlns:a="http://schemas.openxmlformats.org/drawingml/2006/main" noChangeAspect="1"/>
+            </wp:cNvGraphicFramePr>
+            <a:graphic xmlns:a="http://schemas.openxmlformats.org/drawingml/2006/main">
+              <a:graphicData uri="http://schemas.openxmlformats.org/drawingml/2006/picture">
+                <pic:pic xmlns:pic="http://schemas.openxmlformats.org/drawingml/2006/picture">
+                  <pic:nvPicPr>
+                    <pic:cNvPr id="0" name="Picture 146"/>
+                    <pic:cNvPicPr>
+                      <a:picLocks noChangeAspect="1" noChangeArrowheads="1"/>
+                    </pic:cNvPicPr>
+                  </pic:nvPicPr>
+                  <pic:blipFill>
+                    <a:blip r:embed="rId24">
+                      <a:extLst>
+                        <a:ext uri="{28A0092B-C50C-407E-A947-70E740481C1C}">
+                          <a14:useLocalDpi xmlns:a14="http://schemas.microsoft.com/office/drawing/2010/main" val="0"/>
+                        </a:ext>
+                      </a:extLst>
+                    </a:blip>
+                    <a:srcRect/>
+                    <a:stretch>
+                      <a:fillRect/>
+                    </a:stretch>
+                  </pic:blipFill>
+                  <pic:spPr bwMode="auto">
+                    <a:xfrm>
+                      <a:off x="0" y="0"/>
+                      <a:ext cx="6858000" cy="4572000"/>
+                    </a:xfrm>
+                    <a:prstGeom prst="rect">
+                      <a:avLst/>
+                    </a:prstGeom>
+                    <a:noFill/>
+                    <a:ln>
+                      <a:noFill/>
+                    </a:ln>
+                  </pic:spPr>
+                </pic:pic>
+              </a:graphicData>
+            </a:graphic>
+          </wp:inline>
+        </w:drawing>
+      </w:r>
       <w:r>
         <w:pict w14:anchorId="1CCFAFED">
           <v:rect id="_x0000_i1134" style="width:0;height:1.5pt" o:hralign="center" o:hrstd="t" o:hr="t" fillcolor="#a0a0a0" stroked="f"/>
@@ -2078,12 +3380,27 @@
     </w:p>
     <w:p>
       <w:r>
-        <w:t>This project successfully demonstrates a complete end-to-end MLOps pipeline, covering data acquisition, model development, automation, deployment, and monitoring. By integrating modern DevOps and ML engineering practices, the solution is reproducible, scalable, and production-ready.</w:t>
-      </w:r>
-    </w:p>
-    <w:p>
-      <w:r>
-        <w:lastRenderedPageBreak/>
+        <w:t xml:space="preserve">This project successfully demonstrates a complete end-to-end </w:t>
+      </w:r>
+      <w:proofErr w:type="spellStart"/>
+      <w:r>
+        <w:t>MLOps</w:t>
+      </w:r>
+      <w:proofErr w:type="spellEnd"/>
+      <w:r>
+        <w:t xml:space="preserve"> pipeline, covering data acquisition, model development, automation, deployment, and monitoring. By integrating modern DevOps and ML engineering practices, the solution is reproducible, scalable, and </w:t>
+      </w:r>
+      <w:proofErr w:type="gramStart"/>
+      <w:r>
+        <w:t>production-ready</w:t>
+      </w:r>
+      <w:proofErr w:type="gramEnd"/>
+      <w:r>
+        <w:t>.</w:t>
+      </w:r>
+    </w:p>
+    <w:p>
+      <w:r>
         <w:t>The project highlights the importance of operationalizing ML models beyond experimentation and reflects real-world workflows used in industry.</w:t>
       </w:r>
     </w:p>
@@ -2133,7 +3450,15 @@
         </w:numPr>
       </w:pPr>
       <w:r>
-        <w:t>Model registry using MLflow Model Registry</w:t>
+        <w:t xml:space="preserve">Model registry using </w:t>
+      </w:r>
+      <w:proofErr w:type="spellStart"/>
+      <w:r>
+        <w:t>MLflow</w:t>
+      </w:r>
+      <w:proofErr w:type="spellEnd"/>
+      <w:r>
+        <w:t xml:space="preserve"> Model Registry</w:t>
       </w:r>
     </w:p>
     <w:p>
@@ -2171,6 +3496,7 @@
     </w:p>
     <w:p>
       <w:r>
+        <w:lastRenderedPageBreak/>
         <w:pict w14:anchorId="2CFC628F">
           <v:rect id="_x0000_i1136" style="width:0;height:1.5pt" o:hralign="center" o:hrstd="t" o:hr="t" fillcolor="#a0a0a0" stroked="f"/>
         </w:pict>
@@ -2210,7 +3536,15 @@
         </w:numPr>
       </w:pPr>
       <w:r>
-        <w:t>Scikit-learn Documentation</w:t>
+        <w:t>Scikit-</w:t>
+      </w:r>
+      <w:proofErr w:type="gramStart"/>
+      <w:r>
+        <w:t>learn</w:t>
+      </w:r>
+      <w:proofErr w:type="gramEnd"/>
+      <w:r>
+        <w:t xml:space="preserve"> Documentation</w:t>
       </w:r>
     </w:p>
     <w:p>
@@ -2220,8 +3554,13 @@
           <w:numId w:val="19"/>
         </w:numPr>
       </w:pPr>
-      <w:r>
-        <w:t>FastAPI Documentation</w:t>
+      <w:proofErr w:type="spellStart"/>
+      <w:r>
+        <w:t>FastAPI</w:t>
+      </w:r>
+      <w:proofErr w:type="spellEnd"/>
+      <w:r>
+        <w:t xml:space="preserve"> Documentation</w:t>
       </w:r>
     </w:p>
     <w:p>
@@ -5933,6 +7272,29 @@
       <w:spacing w:val="5"/>
     </w:rPr>
   </w:style>
+  <w:style w:type="character" w:styleId="Hyperlink">
+    <w:name w:val="Hyperlink"/>
+    <w:basedOn w:val="DefaultParagraphFont"/>
+    <w:uiPriority w:val="99"/>
+    <w:unhideWhenUsed/>
+    <w:rsid w:val="008A1A68"/>
+    <w:rPr>
+      <w:color w:val="467886" w:themeColor="hyperlink"/>
+      <w:u w:val="single"/>
+    </w:rPr>
+  </w:style>
+  <w:style w:type="character" w:styleId="UnresolvedMention">
+    <w:name w:val="Unresolved Mention"/>
+    <w:basedOn w:val="DefaultParagraphFont"/>
+    <w:uiPriority w:val="99"/>
+    <w:semiHidden/>
+    <w:unhideWhenUsed/>
+    <w:rsid w:val="008A1A68"/>
+    <w:rPr>
+      <w:color w:val="605E5C"/>
+      <w:shd w:val="clear" w:color="auto" w:fill="E1DFDD"/>
+    </w:rPr>
+  </w:style>
 </w:styles>
 </file>
 
